--- a/IGI/LR3/reports/Отчёт_лр3.docx
+++ b/IGI/LR3/reports/Отчёт_лр3.docx
@@ -245,7 +245,7 @@
                     <pic:cNvPicPr/>
                   </pic:nvPicPr>
                   <pic:blipFill rotWithShape="1">
-                    <a:blip r:embed="rId4"/>
+                    <a:blip r:embed="rId5"/>
                     <a:srcRect l="12544" t="16725" r="27881" b="27784"/>
                     <a:stretch/>
                   </pic:blipFill>
@@ -555,7 +555,7 @@
                     <pic:cNvPicPr/>
                   </pic:nvPicPr>
                   <pic:blipFill rotWithShape="1">
-                    <a:blip r:embed="rId5"/>
+                    <a:blip r:embed="rId6"/>
                     <a:srcRect l="21422" t="8210" r="48177" b="64652"/>
                     <a:stretch/>
                   </pic:blipFill>
@@ -903,7 +903,7 @@
                     <pic:cNvPicPr/>
                   </pic:nvPicPr>
                   <pic:blipFill rotWithShape="1">
-                    <a:blip r:embed="rId6"/>
+                    <a:blip r:embed="rId7"/>
                     <a:srcRect l="13725" t="24402" r="53052" b="53350"/>
                     <a:stretch/>
                   </pic:blipFill>
@@ -1106,7 +1106,7 @@
                     <pic:cNvPicPr/>
                   </pic:nvPicPr>
                   <pic:blipFill rotWithShape="1">
-                    <a:blip r:embed="rId7"/>
+                    <a:blip r:embed="rId8"/>
                     <a:srcRect l="15136" t="10034" r="41635" b="42988"/>
                     <a:stretch/>
                   </pic:blipFill>
@@ -1195,7 +1195,7 @@
                     <pic:cNvPicPr/>
                   </pic:nvPicPr>
                   <pic:blipFill rotWithShape="1">
-                    <a:blip r:embed="rId8"/>
+                    <a:blip r:embed="rId9"/>
                     <a:srcRect l="15136" t="9350" r="38813" b="34322"/>
                     <a:stretch/>
                   </pic:blipFill>
@@ -1285,7 +1285,7 @@
                     <pic:cNvPicPr/>
                   </pic:nvPicPr>
                   <pic:blipFill rotWithShape="1">
-                    <a:blip r:embed="rId9"/>
+                    <a:blip r:embed="rId10"/>
                     <a:srcRect l="3592" t="15508" r="81400" b="55530"/>
                     <a:stretch/>
                   </pic:blipFill>
@@ -1385,7 +1385,7 @@
                     <pic:cNvPicPr/>
                   </pic:nvPicPr>
                   <pic:blipFill rotWithShape="1">
-                    <a:blip r:embed="rId10"/>
+                    <a:blip r:embed="rId11"/>
                     <a:srcRect l="21422" t="8666" r="28808" b="26796"/>
                     <a:stretch/>
                   </pic:blipFill>
@@ -1462,6 +1462,7 @@
           <w:rFonts w:ascii="Times New Roman" w:hAnsi="Times New Roman" w:cs="Times New Roman"/>
           <w:sz w:val="28"/>
           <w:szCs w:val="28"/>
+          <w:lang w:val="en-US"/>
         </w:rPr>
       </w:pPr>
       <w:r>
@@ -1485,7 +1486,7 @@
                     <pic:cNvPicPr/>
                   </pic:nvPicPr>
                   <pic:blipFill rotWithShape="1">
-                    <a:blip r:embed="rId11"/>
+                    <a:blip r:embed="rId12"/>
                     <a:srcRect l="23474" t="23033" r="37788" b="55302"/>
                     <a:stretch/>
                   </pic:blipFill>
@@ -1512,41 +1513,678 @@
           </wp:inline>
         </w:drawing>
       </w:r>
+    </w:p>
+    <w:p>
+      <w:pPr>
+        <w:spacing w:after="0" w:line="240" w:lineRule="auto"/>
+        <w:jc w:val="center"/>
+        <w:rPr>
+          <w:rFonts w:ascii="Times New Roman" w:hAnsi="Times New Roman" w:cs="Times New Roman"/>
+          <w:sz w:val="28"/>
+          <w:szCs w:val="28"/>
+        </w:rPr>
+      </w:pPr>
+      <w:r>
+        <w:rPr>
+          <w:rFonts w:ascii="Times New Roman" w:hAnsi="Times New Roman" w:cs="Times New Roman"/>
+          <w:sz w:val="28"/>
+          <w:szCs w:val="28"/>
+        </w:rPr>
+        <w:lastRenderedPageBreak/>
+        <w:t>Предусмотрены способы инициализации: пользователь может выбрать сам он хочет инициализировать, или чтобы это сделала программа.</w:t>
+      </w:r>
+    </w:p>
+    <w:p>
+      <w:pPr>
+        <w:spacing w:after="0" w:line="240" w:lineRule="auto"/>
+        <w:jc w:val="center"/>
+        <w:rPr>
+          <w:rFonts w:ascii="Times New Roman" w:hAnsi="Times New Roman" w:cs="Times New Roman"/>
+          <w:sz w:val="28"/>
+          <w:szCs w:val="28"/>
+        </w:rPr>
+      </w:pPr>
+    </w:p>
+    <w:p>
+      <w:pPr>
+        <w:spacing w:after="0" w:line="240" w:lineRule="auto"/>
+        <w:jc w:val="center"/>
+        <w:rPr>
+          <w:rFonts w:ascii="Times New Roman" w:hAnsi="Times New Roman" w:cs="Times New Roman"/>
+          <w:sz w:val="28"/>
+          <w:szCs w:val="28"/>
+        </w:rPr>
+      </w:pPr>
+      <w:r>
+        <w:rPr>
+          <w:noProof/>
+          <w:lang w:eastAsia="ru-RU"/>
+        </w:rPr>
+        <w:drawing>
+          <wp:inline distT="0" distB="0" distL="0" distR="0" wp14:anchorId="243A28A8" wp14:editId="3F69C868">
+            <wp:extent cx="4439575" cy="2590800"/>
+            <wp:effectExtent l="0" t="0" r="0" b="0"/>
+            <wp:docPr id="13" name="Рисунок 13"/>
+            <wp:cNvGraphicFramePr>
+              <a:graphicFrameLocks xmlns:a="http://schemas.openxmlformats.org/drawingml/2006/main" noChangeAspect="1"/>
+            </wp:cNvGraphicFramePr>
+            <a:graphic xmlns:a="http://schemas.openxmlformats.org/drawingml/2006/main">
+              <a:graphicData uri="http://schemas.openxmlformats.org/drawingml/2006/picture">
+                <pic:pic xmlns:pic="http://schemas.openxmlformats.org/drawingml/2006/picture">
+                  <pic:nvPicPr>
+                    <pic:cNvPr id="1" name=""/>
+                    <pic:cNvPicPr/>
+                  </pic:nvPicPr>
+                  <pic:blipFill rotWithShape="1">
+                    <a:blip r:embed="rId13"/>
+                    <a:srcRect l="23346" t="21437" r="31374" b="31585"/>
+                    <a:stretch/>
+                  </pic:blipFill>
+                  <pic:spPr bwMode="auto">
+                    <a:xfrm>
+                      <a:off x="0" y="0"/>
+                      <a:ext cx="4453690" cy="2599037"/>
+                    </a:xfrm>
+                    <a:prstGeom prst="rect">
+                      <a:avLst/>
+                    </a:prstGeom>
+                    <a:ln>
+                      <a:noFill/>
+                    </a:ln>
+                    <a:extLst>
+                      <a:ext uri="{53640926-AAD7-44D8-BBD7-CCE9431645EC}">
+                        <a14:shadowObscured xmlns:a14="http://schemas.microsoft.com/office/drawing/2010/main"/>
+                      </a:ext>
+                    </a:extLst>
+                  </pic:spPr>
+                </pic:pic>
+              </a:graphicData>
+            </a:graphic>
+          </wp:inline>
+        </w:drawing>
+      </w:r>
+    </w:p>
+    <w:p>
+      <w:pPr>
+        <w:spacing w:after="0" w:line="240" w:lineRule="auto"/>
+        <w:jc w:val="center"/>
+        <w:rPr>
+          <w:rFonts w:ascii="Times New Roman" w:hAnsi="Times New Roman" w:cs="Times New Roman"/>
+          <w:sz w:val="28"/>
+          <w:szCs w:val="28"/>
+        </w:rPr>
+      </w:pPr>
+    </w:p>
+    <w:p>
+      <w:pPr>
+        <w:spacing w:after="0" w:line="240" w:lineRule="auto"/>
+        <w:jc w:val="center"/>
+        <w:rPr>
+          <w:rFonts w:ascii="Times New Roman" w:hAnsi="Times New Roman" w:cs="Times New Roman"/>
+          <w:sz w:val="28"/>
+          <w:szCs w:val="28"/>
+        </w:rPr>
+      </w:pPr>
+      <w:r>
+        <w:rPr>
+          <w:rFonts w:ascii="Times New Roman" w:hAnsi="Times New Roman" w:cs="Times New Roman"/>
+          <w:sz w:val="28"/>
+          <w:szCs w:val="28"/>
+        </w:rPr>
+        <w:t>Использован декоратор.</w:t>
+      </w:r>
+    </w:p>
+    <w:p>
+      <w:pPr>
+        <w:spacing w:after="0" w:line="240" w:lineRule="auto"/>
+        <w:jc w:val="center"/>
+        <w:rPr>
+          <w:rFonts w:ascii="Times New Roman" w:hAnsi="Times New Roman" w:cs="Times New Roman"/>
+          <w:sz w:val="28"/>
+          <w:szCs w:val="28"/>
+        </w:rPr>
+      </w:pPr>
+    </w:p>
+    <w:p>
+      <w:pPr>
+        <w:spacing w:after="0" w:line="240" w:lineRule="auto"/>
+        <w:jc w:val="center"/>
+        <w:rPr>
+          <w:rFonts w:ascii="Times New Roman" w:hAnsi="Times New Roman" w:cs="Times New Roman"/>
+          <w:sz w:val="28"/>
+          <w:szCs w:val="28"/>
+        </w:rPr>
+      </w:pPr>
+      <w:r>
+        <w:rPr>
+          <w:noProof/>
+          <w:lang w:eastAsia="ru-RU"/>
+        </w:rPr>
+        <w:drawing>
+          <wp:inline distT="0" distB="0" distL="0" distR="0" wp14:anchorId="4B97FBAA" wp14:editId="73888021">
+            <wp:extent cx="3266983" cy="1463040"/>
+            <wp:effectExtent l="0" t="0" r="0" b="3810"/>
+            <wp:docPr id="11" name="Рисунок 11"/>
+            <wp:cNvGraphicFramePr>
+              <a:graphicFrameLocks xmlns:a="http://schemas.openxmlformats.org/drawingml/2006/main" noChangeAspect="1"/>
+            </wp:cNvGraphicFramePr>
+            <a:graphic xmlns:a="http://schemas.openxmlformats.org/drawingml/2006/main">
+              <a:graphicData uri="http://schemas.openxmlformats.org/drawingml/2006/picture">
+                <pic:pic xmlns:pic="http://schemas.openxmlformats.org/drawingml/2006/picture">
+                  <pic:nvPicPr>
+                    <pic:cNvPr id="1" name=""/>
+                    <pic:cNvPicPr/>
+                  </pic:nvPicPr>
+                  <pic:blipFill rotWithShape="1">
+                    <a:blip r:embed="rId14"/>
+                    <a:srcRect l="22063" t="20981" r="48434" b="55530"/>
+                    <a:stretch/>
+                  </pic:blipFill>
+                  <pic:spPr bwMode="auto">
+                    <a:xfrm>
+                      <a:off x="0" y="0"/>
+                      <a:ext cx="3272666" cy="1465585"/>
+                    </a:xfrm>
+                    <a:prstGeom prst="rect">
+                      <a:avLst/>
+                    </a:prstGeom>
+                    <a:ln>
+                      <a:noFill/>
+                    </a:ln>
+                    <a:extLst>
+                      <a:ext uri="{53640926-AAD7-44D8-BBD7-CCE9431645EC}">
+                        <a14:shadowObscured xmlns:a14="http://schemas.microsoft.com/office/drawing/2010/main"/>
+                      </a:ext>
+                    </a:extLst>
+                  </pic:spPr>
+                </pic:pic>
+              </a:graphicData>
+            </a:graphic>
+          </wp:inline>
+        </w:drawing>
+      </w:r>
+    </w:p>
+    <w:p>
+      <w:pPr>
+        <w:spacing w:after="0" w:line="240" w:lineRule="auto"/>
+        <w:jc w:val="center"/>
+        <w:rPr>
+          <w:rFonts w:ascii="Times New Roman" w:hAnsi="Times New Roman" w:cs="Times New Roman"/>
+          <w:sz w:val="28"/>
+          <w:szCs w:val="28"/>
+        </w:rPr>
+      </w:pPr>
+    </w:p>
+    <w:p>
+      <w:pPr>
+        <w:spacing w:after="0" w:line="240" w:lineRule="auto"/>
+        <w:jc w:val="center"/>
+        <w:rPr>
+          <w:rFonts w:ascii="Times New Roman" w:hAnsi="Times New Roman" w:cs="Times New Roman"/>
+          <w:sz w:val="28"/>
+          <w:szCs w:val="28"/>
+        </w:rPr>
+      </w:pPr>
+      <w:r>
+        <w:rPr>
+          <w:noProof/>
+          <w:lang w:eastAsia="ru-RU"/>
+        </w:rPr>
+        <w:drawing>
+          <wp:inline distT="0" distB="0" distL="0" distR="0" wp14:anchorId="1D4844A0" wp14:editId="3F94325B">
+            <wp:extent cx="3271266" cy="807720"/>
+            <wp:effectExtent l="0" t="0" r="5715" b="0"/>
+            <wp:docPr id="12" name="Рисунок 12"/>
+            <wp:cNvGraphicFramePr>
+              <a:graphicFrameLocks xmlns:a="http://schemas.openxmlformats.org/drawingml/2006/main" noChangeAspect="1"/>
+            </wp:cNvGraphicFramePr>
+            <a:graphic xmlns:a="http://schemas.openxmlformats.org/drawingml/2006/main">
+              <a:graphicData uri="http://schemas.openxmlformats.org/drawingml/2006/picture">
+                <pic:pic xmlns:pic="http://schemas.openxmlformats.org/drawingml/2006/picture">
+                  <pic:nvPicPr>
+                    <pic:cNvPr id="1" name=""/>
+                    <pic:cNvPicPr/>
+                  </pic:nvPicPr>
+                  <pic:blipFill rotWithShape="1">
+                    <a:blip r:embed="rId15"/>
+                    <a:srcRect l="23474" t="39909" r="55746" b="50969"/>
+                    <a:stretch/>
+                  </pic:blipFill>
+                  <pic:spPr bwMode="auto">
+                    <a:xfrm>
+                      <a:off x="0" y="0"/>
+                      <a:ext cx="3290487" cy="812466"/>
+                    </a:xfrm>
+                    <a:prstGeom prst="rect">
+                      <a:avLst/>
+                    </a:prstGeom>
+                    <a:ln>
+                      <a:noFill/>
+                    </a:ln>
+                    <a:extLst>
+                      <a:ext uri="{53640926-AAD7-44D8-BBD7-CCE9431645EC}">
+                        <a14:shadowObscured xmlns:a14="http://schemas.microsoft.com/office/drawing/2010/main"/>
+                      </a:ext>
+                    </a:extLst>
+                  </pic:spPr>
+                </pic:pic>
+              </a:graphicData>
+            </a:graphic>
+          </wp:inline>
+        </w:drawing>
+      </w:r>
+    </w:p>
+    <w:p>
+      <w:pPr>
+        <w:spacing w:after="0" w:line="240" w:lineRule="auto"/>
+        <w:jc w:val="center"/>
+        <w:rPr>
+          <w:rFonts w:ascii="Times New Roman" w:hAnsi="Times New Roman" w:cs="Times New Roman"/>
+          <w:sz w:val="28"/>
+          <w:szCs w:val="28"/>
+        </w:rPr>
+      </w:pPr>
+    </w:p>
+    <w:p>
+      <w:pPr>
+        <w:spacing w:after="0" w:line="240" w:lineRule="auto"/>
+        <w:jc w:val="center"/>
+        <w:rPr>
+          <w:rFonts w:ascii="Times New Roman" w:hAnsi="Times New Roman" w:cs="Times New Roman"/>
+          <w:sz w:val="28"/>
+          <w:szCs w:val="28"/>
+        </w:rPr>
+      </w:pPr>
+      <w:r>
+        <w:rPr>
+          <w:rFonts w:ascii="Times New Roman" w:hAnsi="Times New Roman" w:cs="Times New Roman"/>
+          <w:sz w:val="28"/>
+          <w:szCs w:val="28"/>
+        </w:rPr>
+        <w:t>Виды исключений.</w:t>
+      </w:r>
+    </w:p>
+    <w:p>
+      <w:pPr>
+        <w:spacing w:after="0" w:line="240" w:lineRule="auto"/>
+        <w:jc w:val="center"/>
+        <w:rPr>
+          <w:rFonts w:ascii="Times New Roman" w:hAnsi="Times New Roman" w:cs="Times New Roman"/>
+          <w:sz w:val="28"/>
+          <w:szCs w:val="28"/>
+        </w:rPr>
+      </w:pPr>
+    </w:p>
+    <w:p>
+      <w:pPr>
+        <w:pStyle w:val="a5"/>
+        <w:numPr>
+          <w:ilvl w:val="0"/>
+          <w:numId w:val="6"/>
+        </w:numPr>
+        <w:spacing w:after="0" w:line="240" w:lineRule="auto"/>
+        <w:ind w:left="0" w:hanging="426"/>
+        <w:jc w:val="both"/>
+        <w:rPr>
+          <w:rFonts w:ascii="Times New Roman" w:eastAsia="Times New Roman" w:hAnsi="Times New Roman" w:cs="Times New Roman"/>
+          <w:sz w:val="28"/>
+          <w:szCs w:val="28"/>
+          <w:lang w:eastAsia="ru-RU"/>
+        </w:rPr>
+      </w:pPr>
+      <w:proofErr w:type="spellStart"/>
+      <w:r>
+        <w:rPr>
+          <w:rFonts w:ascii="Times New Roman" w:eastAsia="Times New Roman" w:hAnsi="Times New Roman" w:cs="Times New Roman"/>
+          <w:sz w:val="28"/>
+          <w:szCs w:val="28"/>
+          <w:lang w:eastAsia="ru-RU"/>
+        </w:rPr>
+        <w:t>ValueError</w:t>
+      </w:r>
+      <w:proofErr w:type="spellEnd"/>
+      <w:r>
+        <w:rPr>
+          <w:rFonts w:ascii="Times New Roman" w:eastAsia="Times New Roman" w:hAnsi="Times New Roman" w:cs="Times New Roman"/>
+          <w:sz w:val="28"/>
+          <w:szCs w:val="28"/>
+          <w:lang w:eastAsia="ru-RU"/>
+        </w:rPr>
+        <w:t xml:space="preserve"> — возникает, когда функция получает значение, которое имеет неправильный тип. </w:t>
+      </w:r>
+    </w:p>
+    <w:p>
+      <w:pPr>
+        <w:pStyle w:val="a5"/>
+        <w:numPr>
+          <w:ilvl w:val="0"/>
+          <w:numId w:val="6"/>
+        </w:numPr>
+        <w:spacing w:after="0" w:line="240" w:lineRule="auto"/>
+        <w:ind w:left="0" w:hanging="426"/>
+        <w:jc w:val="both"/>
+        <w:rPr>
+          <w:rFonts w:ascii="Times New Roman" w:eastAsia="Times New Roman" w:hAnsi="Times New Roman" w:cs="Times New Roman"/>
+          <w:sz w:val="28"/>
+          <w:szCs w:val="28"/>
+          <w:lang w:eastAsia="ru-RU"/>
+        </w:rPr>
+      </w:pPr>
+      <w:proofErr w:type="spellStart"/>
+      <w:r>
+        <w:rPr>
+          <w:rFonts w:ascii="Times New Roman" w:eastAsia="Times New Roman" w:hAnsi="Times New Roman" w:cs="Times New Roman"/>
+          <w:sz w:val="28"/>
+          <w:szCs w:val="28"/>
+          <w:lang w:eastAsia="ru-RU"/>
+        </w:rPr>
+        <w:t>IndexError</w:t>
+      </w:r>
+      <w:proofErr w:type="spellEnd"/>
+      <w:r>
+        <w:rPr>
+          <w:rFonts w:ascii="Times New Roman" w:eastAsia="Times New Roman" w:hAnsi="Times New Roman" w:cs="Times New Roman"/>
+          <w:sz w:val="28"/>
+          <w:szCs w:val="28"/>
+          <w:lang w:eastAsia="ru-RU"/>
+        </w:rPr>
+        <w:t xml:space="preserve"> — возникает, если попытаться получить доступ к элементу списка по индексу, который выходит за пределы списка. </w:t>
+      </w:r>
+    </w:p>
+    <w:p>
+      <w:pPr>
+        <w:pStyle w:val="a5"/>
+        <w:numPr>
+          <w:ilvl w:val="0"/>
+          <w:numId w:val="6"/>
+        </w:numPr>
+        <w:spacing w:after="0" w:line="240" w:lineRule="auto"/>
+        <w:ind w:left="0" w:hanging="426"/>
+        <w:jc w:val="both"/>
+        <w:rPr>
+          <w:rFonts w:ascii="Times New Roman" w:eastAsia="Times New Roman" w:hAnsi="Times New Roman" w:cs="Times New Roman"/>
+          <w:sz w:val="28"/>
+          <w:szCs w:val="28"/>
+          <w:lang w:eastAsia="ru-RU"/>
+        </w:rPr>
+      </w:pPr>
+      <w:proofErr w:type="spellStart"/>
+      <w:r>
+        <w:rPr>
+          <w:rFonts w:ascii="Times New Roman" w:eastAsia="Times New Roman" w:hAnsi="Times New Roman" w:cs="Times New Roman"/>
+          <w:sz w:val="28"/>
+          <w:szCs w:val="28"/>
+          <w:lang w:eastAsia="ru-RU"/>
+        </w:rPr>
+        <w:t>FileNotFoundError</w:t>
+      </w:r>
+      <w:proofErr w:type="spellEnd"/>
+      <w:r>
+        <w:rPr>
+          <w:rFonts w:ascii="Times New Roman" w:eastAsia="Times New Roman" w:hAnsi="Times New Roman" w:cs="Times New Roman"/>
+          <w:sz w:val="28"/>
+          <w:szCs w:val="28"/>
+          <w:lang w:eastAsia="ru-RU"/>
+        </w:rPr>
+        <w:t xml:space="preserve"> — возникает, если файл не найден при попытке его открыть. </w:t>
+      </w:r>
+    </w:p>
+    <w:p>
+      <w:pPr>
+        <w:pStyle w:val="a5"/>
+        <w:numPr>
+          <w:ilvl w:val="0"/>
+          <w:numId w:val="6"/>
+        </w:numPr>
+        <w:spacing w:after="0" w:line="240" w:lineRule="auto"/>
+        <w:ind w:left="0" w:hanging="426"/>
+        <w:jc w:val="both"/>
+        <w:rPr>
+          <w:rFonts w:ascii="Times New Roman" w:eastAsia="Times New Roman" w:hAnsi="Times New Roman" w:cs="Times New Roman"/>
+          <w:sz w:val="28"/>
+          <w:szCs w:val="28"/>
+          <w:lang w:eastAsia="ru-RU"/>
+        </w:rPr>
+      </w:pPr>
+      <w:proofErr w:type="spellStart"/>
+      <w:r>
+        <w:rPr>
+          <w:rFonts w:ascii="Times New Roman" w:eastAsia="Times New Roman" w:hAnsi="Times New Roman" w:cs="Times New Roman"/>
+          <w:sz w:val="28"/>
+          <w:szCs w:val="28"/>
+          <w:lang w:eastAsia="ru-RU"/>
+        </w:rPr>
+        <w:t>ZeroDivisionError</w:t>
+      </w:r>
+      <w:proofErr w:type="spellEnd"/>
+      <w:r>
+        <w:rPr>
+          <w:rFonts w:ascii="Times New Roman" w:eastAsia="Times New Roman" w:hAnsi="Times New Roman" w:cs="Times New Roman"/>
+          <w:sz w:val="28"/>
+          <w:szCs w:val="28"/>
+          <w:lang w:eastAsia="ru-RU"/>
+        </w:rPr>
+        <w:t xml:space="preserve"> — возникает при попытке деления на ноль. </w:t>
+      </w:r>
+    </w:p>
+    <w:p>
+      <w:pPr>
+        <w:pStyle w:val="a5"/>
+        <w:numPr>
+          <w:ilvl w:val="0"/>
+          <w:numId w:val="6"/>
+        </w:numPr>
+        <w:spacing w:after="0" w:line="240" w:lineRule="auto"/>
+        <w:ind w:left="0" w:hanging="426"/>
+        <w:jc w:val="both"/>
+        <w:rPr>
+          <w:rFonts w:ascii="Times New Roman" w:hAnsi="Times New Roman" w:cs="Times New Roman"/>
+          <w:sz w:val="28"/>
+          <w:szCs w:val="28"/>
+        </w:rPr>
+      </w:pPr>
+      <w:proofErr w:type="spellStart"/>
+      <w:r>
+        <w:rPr>
+          <w:rFonts w:ascii="Times New Roman" w:eastAsia="Times New Roman" w:hAnsi="Times New Roman" w:cs="Times New Roman"/>
+          <w:sz w:val="28"/>
+          <w:szCs w:val="28"/>
+          <w:lang w:eastAsia="ru-RU"/>
+        </w:rPr>
+        <w:t>TypeError</w:t>
+      </w:r>
+      <w:proofErr w:type="spellEnd"/>
+      <w:r>
+        <w:rPr>
+          <w:rFonts w:ascii="Times New Roman" w:eastAsia="Times New Roman" w:hAnsi="Times New Roman" w:cs="Times New Roman"/>
+          <w:sz w:val="28"/>
+          <w:szCs w:val="28"/>
+          <w:lang w:eastAsia="ru-RU"/>
+        </w:rPr>
+        <w:t xml:space="preserve"> — возникает, когда операция или функция применяется к объектам неподобающего типа.</w:t>
+      </w:r>
+      <w:r>
+        <w:rPr>
+          <w:noProof/>
+          <w:lang w:eastAsia="ru-RU"/>
+        </w:rPr>
+        <w:t xml:space="preserve"> </w:t>
+      </w:r>
+    </w:p>
+    <w:p>
+      <w:pPr>
+        <w:pStyle w:val="a5"/>
+        <w:spacing w:after="0" w:line="240" w:lineRule="auto"/>
+        <w:ind w:left="0"/>
+        <w:jc w:val="center"/>
+        <w:rPr>
+          <w:rFonts w:ascii="Times New Roman" w:hAnsi="Times New Roman" w:cs="Times New Roman"/>
+          <w:sz w:val="28"/>
+          <w:szCs w:val="28"/>
+        </w:rPr>
+      </w:pPr>
+      <w:r>
+        <w:rPr>
+          <w:noProof/>
+          <w:lang w:eastAsia="ru-RU"/>
+        </w:rPr>
+        <w:lastRenderedPageBreak/>
+        <w:drawing>
+          <wp:inline distT="0" distB="0" distL="0" distR="0" wp14:anchorId="376234B1" wp14:editId="4D8C2FAF">
+            <wp:extent cx="4500644" cy="3055620"/>
+            <wp:effectExtent l="0" t="0" r="0" b="0"/>
+            <wp:docPr id="14" name="Рисунок 14"/>
+            <wp:cNvGraphicFramePr>
+              <a:graphicFrameLocks xmlns:a="http://schemas.openxmlformats.org/drawingml/2006/main" noChangeAspect="1"/>
+            </wp:cNvGraphicFramePr>
+            <a:graphic xmlns:a="http://schemas.openxmlformats.org/drawingml/2006/main">
+              <a:graphicData uri="http://schemas.openxmlformats.org/drawingml/2006/picture">
+                <pic:pic xmlns:pic="http://schemas.openxmlformats.org/drawingml/2006/picture">
+                  <pic:nvPicPr>
+                    <pic:cNvPr id="1" name=""/>
+                    <pic:cNvPicPr/>
+                  </pic:nvPicPr>
+                  <pic:blipFill rotWithShape="1">
+                    <a:blip r:embed="rId16"/>
+                    <a:srcRect l="20396" t="7982" r="41250" b="45724"/>
+                    <a:stretch/>
+                  </pic:blipFill>
+                  <pic:spPr bwMode="auto">
+                    <a:xfrm>
+                      <a:off x="0" y="0"/>
+                      <a:ext cx="4558456" cy="3094870"/>
+                    </a:xfrm>
+                    <a:prstGeom prst="rect">
+                      <a:avLst/>
+                    </a:prstGeom>
+                    <a:ln>
+                      <a:noFill/>
+                    </a:ln>
+                    <a:extLst>
+                      <a:ext uri="{53640926-AAD7-44D8-BBD7-CCE9431645EC}">
+                        <a14:shadowObscured xmlns:a14="http://schemas.microsoft.com/office/drawing/2010/main"/>
+                      </a:ext>
+                    </a:extLst>
+                  </pic:spPr>
+                </pic:pic>
+              </a:graphicData>
+            </a:graphic>
+          </wp:inline>
+        </w:drawing>
+      </w:r>
+    </w:p>
+    <w:p>
+      <w:pPr>
+        <w:pStyle w:val="a5"/>
+        <w:spacing w:after="0" w:line="240" w:lineRule="auto"/>
+        <w:ind w:left="0"/>
+        <w:jc w:val="center"/>
+        <w:rPr>
+          <w:rFonts w:ascii="Times New Roman" w:hAnsi="Times New Roman" w:cs="Times New Roman"/>
+          <w:sz w:val="28"/>
+          <w:szCs w:val="28"/>
+        </w:rPr>
+      </w:pPr>
+    </w:p>
+    <w:p>
+      <w:pPr>
+        <w:pStyle w:val="a5"/>
+        <w:spacing w:after="0" w:line="240" w:lineRule="auto"/>
+        <w:ind w:left="0"/>
+        <w:jc w:val="center"/>
+        <w:rPr>
+          <w:rFonts w:ascii="Times New Roman" w:hAnsi="Times New Roman" w:cs="Times New Roman"/>
+          <w:sz w:val="28"/>
+          <w:szCs w:val="28"/>
+          <w:lang w:val="en-US"/>
+        </w:rPr>
+      </w:pPr>
+      <w:r>
+        <w:rPr>
+          <w:rFonts w:ascii="Times New Roman" w:hAnsi="Times New Roman" w:cs="Times New Roman"/>
+          <w:sz w:val="28"/>
+          <w:szCs w:val="28"/>
+        </w:rPr>
+        <w:t>Пример работы программы.</w:t>
+      </w:r>
+    </w:p>
+    <w:p>
+      <w:pPr>
+        <w:pStyle w:val="a5"/>
+        <w:spacing w:after="0" w:line="240" w:lineRule="auto"/>
+        <w:ind w:left="0"/>
+        <w:jc w:val="center"/>
+        <w:rPr>
+          <w:rFonts w:ascii="Times New Roman" w:hAnsi="Times New Roman" w:cs="Times New Roman"/>
+          <w:sz w:val="28"/>
+          <w:szCs w:val="28"/>
+          <w:lang w:val="en-US"/>
+        </w:rPr>
+      </w:pPr>
+    </w:p>
+    <w:p>
+      <w:pPr>
+        <w:pStyle w:val="a5"/>
+        <w:spacing w:after="0" w:line="240" w:lineRule="auto"/>
+        <w:ind w:left="0"/>
+        <w:jc w:val="center"/>
+        <w:rPr>
+          <w:rFonts w:ascii="Times New Roman" w:hAnsi="Times New Roman" w:cs="Times New Roman"/>
+          <w:sz w:val="28"/>
+          <w:szCs w:val="28"/>
+          <w:lang w:val="en-US"/>
+        </w:rPr>
+      </w:pPr>
       <w:bookmarkStart w:id="0" w:name="_GoBack"/>
       <w:bookmarkEnd w:id="0"/>
-    </w:p>
-    <w:p>
-      <w:pPr>
-        <w:spacing w:after="0" w:line="240" w:lineRule="auto"/>
-        <w:jc w:val="center"/>
-        <w:rPr>
-          <w:rFonts w:ascii="Times New Roman" w:hAnsi="Times New Roman" w:cs="Times New Roman"/>
-          <w:sz w:val="28"/>
-          <w:szCs w:val="28"/>
-        </w:rPr>
-      </w:pPr>
-    </w:p>
-    <w:p>
-      <w:pPr>
-        <w:spacing w:after="0" w:line="240" w:lineRule="auto"/>
-        <w:jc w:val="center"/>
-        <w:rPr>
-          <w:rFonts w:ascii="Times New Roman" w:hAnsi="Times New Roman" w:cs="Times New Roman"/>
-          <w:sz w:val="28"/>
-          <w:szCs w:val="28"/>
-        </w:rPr>
-      </w:pPr>
-    </w:p>
-    <w:p>
-      <w:pPr>
-        <w:spacing w:after="0" w:line="240" w:lineRule="auto"/>
-        <w:jc w:val="center"/>
-        <w:rPr>
-          <w:rFonts w:ascii="Times New Roman" w:hAnsi="Times New Roman" w:cs="Times New Roman"/>
-          <w:sz w:val="28"/>
-          <w:szCs w:val="28"/>
-        </w:rPr>
-      </w:pPr>
+      <w:r>
+        <w:rPr>
+          <w:noProof/>
+          <w:lang w:eastAsia="ru-RU"/>
+        </w:rPr>
+        <w:drawing>
+          <wp:inline distT="0" distB="0" distL="0" distR="0" wp14:anchorId="443CC05A" wp14:editId="1E32F043">
+            <wp:extent cx="4477040" cy="5524500"/>
+            <wp:effectExtent l="0" t="0" r="0" b="0"/>
+            <wp:docPr id="15" name="Рисунок 15"/>
+            <wp:cNvGraphicFramePr>
+              <a:graphicFrameLocks xmlns:a="http://schemas.openxmlformats.org/drawingml/2006/main" noChangeAspect="1"/>
+            </wp:cNvGraphicFramePr>
+            <a:graphic xmlns:a="http://schemas.openxmlformats.org/drawingml/2006/main">
+              <a:graphicData uri="http://schemas.openxmlformats.org/drawingml/2006/picture">
+                <pic:pic xmlns:pic="http://schemas.openxmlformats.org/drawingml/2006/picture">
+                  <pic:nvPicPr>
+                    <pic:cNvPr id="1" name=""/>
+                    <pic:cNvPicPr/>
+                  </pic:nvPicPr>
+                  <pic:blipFill rotWithShape="1">
+                    <a:blip r:embed="rId17"/>
+                    <a:srcRect l="20139" t="18473" r="45868" b="6954"/>
+                    <a:stretch/>
+                  </pic:blipFill>
+                  <pic:spPr bwMode="auto">
+                    <a:xfrm>
+                      <a:off x="0" y="0"/>
+                      <a:ext cx="4503499" cy="5557149"/>
+                    </a:xfrm>
+                    <a:prstGeom prst="rect">
+                      <a:avLst/>
+                    </a:prstGeom>
+                    <a:ln>
+                      <a:noFill/>
+                    </a:ln>
+                    <a:extLst>
+                      <a:ext uri="{53640926-AAD7-44D8-BBD7-CCE9431645EC}">
+                        <a14:shadowObscured xmlns:a14="http://schemas.microsoft.com/office/drawing/2010/main"/>
+                      </a:ext>
+                    </a:extLst>
+                  </pic:spPr>
+                </pic:pic>
+              </a:graphicData>
+            </a:graphic>
+          </wp:inline>
+        </w:drawing>
+      </w:r>
     </w:p>
     <w:sectPr>
       <w:pgSz w:w="11906" w:h="16838"/>
@@ -1556,6 +2194,703 @@
     </w:sectPr>
   </w:body>
 </w:document>
+</file>
+
+<file path=word/numbering.xml><?xml version="1.0" encoding="utf-8"?>
+<w:numbering xmlns:wpc="http://schemas.microsoft.com/office/word/2010/wordprocessingCanvas" xmlns:mc="http://schemas.openxmlformats.org/markup-compatibility/2006" xmlns:o="urn:schemas-microsoft-com:office:office" xmlns:r="http://schemas.openxmlformats.org/officeDocument/2006/relationships" xmlns:m="http://schemas.openxmlformats.org/officeDocument/2006/math" xmlns:v="urn:schemas-microsoft-com:vml" xmlns:wp14="http://schemas.microsoft.com/office/word/2010/wordprocessingDrawing" xmlns:wp="http://schemas.openxmlformats.org/drawingml/2006/wordprocessingDrawing" xmlns:w10="urn:schemas-microsoft-com:office:word" xmlns:w="http://schemas.openxmlformats.org/wordprocessingml/2006/main" xmlns:w14="http://schemas.microsoft.com/office/word/2010/wordml" xmlns:w15="http://schemas.microsoft.com/office/word/2012/wordml" xmlns:wpg="http://schemas.microsoft.com/office/word/2010/wordprocessingGroup" xmlns:wpi="http://schemas.microsoft.com/office/word/2010/wordprocessingInk" xmlns:wne="http://schemas.microsoft.com/office/word/2006/wordml" xmlns:wps="http://schemas.microsoft.com/office/word/2010/wordprocessingShape" mc:Ignorable="w14 w15 wp14">
+  <w:abstractNum w:abstractNumId="0" w15:restartNumberingAfterBreak="0">
+    <w:nsid w:val="0BE509E2"/>
+    <w:multiLevelType w:val="hybridMultilevel"/>
+    <w:tmpl w:val="B51A3312"/>
+    <w:lvl w:ilvl="0" w:tplc="9096506A">
+      <w:numFmt w:val="bullet"/>
+      <w:lvlText w:val=""/>
+      <w:lvlJc w:val="left"/>
+      <w:pPr>
+        <w:ind w:left="1128" w:hanging="408"/>
+      </w:pPr>
+      <w:rPr>
+        <w:rFonts w:ascii="Times New Roman" w:eastAsia="Times New Roman" w:hAnsi="Times New Roman" w:cs="Times New Roman" w:hint="default"/>
+      </w:rPr>
+    </w:lvl>
+    <w:lvl w:ilvl="1" w:tplc="04190003" w:tentative="1">
+      <w:start w:val="1"/>
+      <w:numFmt w:val="bullet"/>
+      <w:lvlText w:val="o"/>
+      <w:lvlJc w:val="left"/>
+      <w:pPr>
+        <w:ind w:left="1800" w:hanging="360"/>
+      </w:pPr>
+      <w:rPr>
+        <w:rFonts w:ascii="Courier New" w:hAnsi="Courier New" w:cs="Courier New" w:hint="default"/>
+      </w:rPr>
+    </w:lvl>
+    <w:lvl w:ilvl="2" w:tplc="04190005" w:tentative="1">
+      <w:start w:val="1"/>
+      <w:numFmt w:val="bullet"/>
+      <w:lvlText w:val=""/>
+      <w:lvlJc w:val="left"/>
+      <w:pPr>
+        <w:ind w:left="2520" w:hanging="360"/>
+      </w:pPr>
+      <w:rPr>
+        <w:rFonts w:ascii="Wingdings" w:hAnsi="Wingdings" w:hint="default"/>
+      </w:rPr>
+    </w:lvl>
+    <w:lvl w:ilvl="3" w:tplc="04190001" w:tentative="1">
+      <w:start w:val="1"/>
+      <w:numFmt w:val="bullet"/>
+      <w:lvlText w:val=""/>
+      <w:lvlJc w:val="left"/>
+      <w:pPr>
+        <w:ind w:left="3240" w:hanging="360"/>
+      </w:pPr>
+      <w:rPr>
+        <w:rFonts w:ascii="Symbol" w:hAnsi="Symbol" w:hint="default"/>
+      </w:rPr>
+    </w:lvl>
+    <w:lvl w:ilvl="4" w:tplc="04190003" w:tentative="1">
+      <w:start w:val="1"/>
+      <w:numFmt w:val="bullet"/>
+      <w:lvlText w:val="o"/>
+      <w:lvlJc w:val="left"/>
+      <w:pPr>
+        <w:ind w:left="3960" w:hanging="360"/>
+      </w:pPr>
+      <w:rPr>
+        <w:rFonts w:ascii="Courier New" w:hAnsi="Courier New" w:cs="Courier New" w:hint="default"/>
+      </w:rPr>
+    </w:lvl>
+    <w:lvl w:ilvl="5" w:tplc="04190005" w:tentative="1">
+      <w:start w:val="1"/>
+      <w:numFmt w:val="bullet"/>
+      <w:lvlText w:val=""/>
+      <w:lvlJc w:val="left"/>
+      <w:pPr>
+        <w:ind w:left="4680" w:hanging="360"/>
+      </w:pPr>
+      <w:rPr>
+        <w:rFonts w:ascii="Wingdings" w:hAnsi="Wingdings" w:hint="default"/>
+      </w:rPr>
+    </w:lvl>
+    <w:lvl w:ilvl="6" w:tplc="04190001" w:tentative="1">
+      <w:start w:val="1"/>
+      <w:numFmt w:val="bullet"/>
+      <w:lvlText w:val=""/>
+      <w:lvlJc w:val="left"/>
+      <w:pPr>
+        <w:ind w:left="5400" w:hanging="360"/>
+      </w:pPr>
+      <w:rPr>
+        <w:rFonts w:ascii="Symbol" w:hAnsi="Symbol" w:hint="default"/>
+      </w:rPr>
+    </w:lvl>
+    <w:lvl w:ilvl="7" w:tplc="04190003" w:tentative="1">
+      <w:start w:val="1"/>
+      <w:numFmt w:val="bullet"/>
+      <w:lvlText w:val="o"/>
+      <w:lvlJc w:val="left"/>
+      <w:pPr>
+        <w:ind w:left="6120" w:hanging="360"/>
+      </w:pPr>
+      <w:rPr>
+        <w:rFonts w:ascii="Courier New" w:hAnsi="Courier New" w:cs="Courier New" w:hint="default"/>
+      </w:rPr>
+    </w:lvl>
+    <w:lvl w:ilvl="8" w:tplc="04190005" w:tentative="1">
+      <w:start w:val="1"/>
+      <w:numFmt w:val="bullet"/>
+      <w:lvlText w:val=""/>
+      <w:lvlJc w:val="left"/>
+      <w:pPr>
+        <w:ind w:left="6840" w:hanging="360"/>
+      </w:pPr>
+      <w:rPr>
+        <w:rFonts w:ascii="Wingdings" w:hAnsi="Wingdings" w:hint="default"/>
+      </w:rPr>
+    </w:lvl>
+  </w:abstractNum>
+  <w:abstractNum w:abstractNumId="1" w15:restartNumberingAfterBreak="0">
+    <w:nsid w:val="20907D6A"/>
+    <w:multiLevelType w:val="hybridMultilevel"/>
+    <w:tmpl w:val="45240A4C"/>
+    <w:lvl w:ilvl="0" w:tplc="9096506A">
+      <w:numFmt w:val="bullet"/>
+      <w:lvlText w:val=""/>
+      <w:lvlJc w:val="left"/>
+      <w:pPr>
+        <w:ind w:left="768" w:hanging="408"/>
+      </w:pPr>
+      <w:rPr>
+        <w:rFonts w:ascii="Times New Roman" w:eastAsia="Times New Roman" w:hAnsi="Times New Roman" w:cs="Times New Roman" w:hint="default"/>
+      </w:rPr>
+    </w:lvl>
+    <w:lvl w:ilvl="1" w:tplc="04190003" w:tentative="1">
+      <w:start w:val="1"/>
+      <w:numFmt w:val="bullet"/>
+      <w:lvlText w:val="o"/>
+      <w:lvlJc w:val="left"/>
+      <w:pPr>
+        <w:ind w:left="1440" w:hanging="360"/>
+      </w:pPr>
+      <w:rPr>
+        <w:rFonts w:ascii="Courier New" w:hAnsi="Courier New" w:cs="Courier New" w:hint="default"/>
+      </w:rPr>
+    </w:lvl>
+    <w:lvl w:ilvl="2" w:tplc="04190005" w:tentative="1">
+      <w:start w:val="1"/>
+      <w:numFmt w:val="bullet"/>
+      <w:lvlText w:val=""/>
+      <w:lvlJc w:val="left"/>
+      <w:pPr>
+        <w:ind w:left="2160" w:hanging="360"/>
+      </w:pPr>
+      <w:rPr>
+        <w:rFonts w:ascii="Wingdings" w:hAnsi="Wingdings" w:hint="default"/>
+      </w:rPr>
+    </w:lvl>
+    <w:lvl w:ilvl="3" w:tplc="04190001" w:tentative="1">
+      <w:start w:val="1"/>
+      <w:numFmt w:val="bullet"/>
+      <w:lvlText w:val=""/>
+      <w:lvlJc w:val="left"/>
+      <w:pPr>
+        <w:ind w:left="2880" w:hanging="360"/>
+      </w:pPr>
+      <w:rPr>
+        <w:rFonts w:ascii="Symbol" w:hAnsi="Symbol" w:hint="default"/>
+      </w:rPr>
+    </w:lvl>
+    <w:lvl w:ilvl="4" w:tplc="04190003" w:tentative="1">
+      <w:start w:val="1"/>
+      <w:numFmt w:val="bullet"/>
+      <w:lvlText w:val="o"/>
+      <w:lvlJc w:val="left"/>
+      <w:pPr>
+        <w:ind w:left="3600" w:hanging="360"/>
+      </w:pPr>
+      <w:rPr>
+        <w:rFonts w:ascii="Courier New" w:hAnsi="Courier New" w:cs="Courier New" w:hint="default"/>
+      </w:rPr>
+    </w:lvl>
+    <w:lvl w:ilvl="5" w:tplc="04190005" w:tentative="1">
+      <w:start w:val="1"/>
+      <w:numFmt w:val="bullet"/>
+      <w:lvlText w:val=""/>
+      <w:lvlJc w:val="left"/>
+      <w:pPr>
+        <w:ind w:left="4320" w:hanging="360"/>
+      </w:pPr>
+      <w:rPr>
+        <w:rFonts w:ascii="Wingdings" w:hAnsi="Wingdings" w:hint="default"/>
+      </w:rPr>
+    </w:lvl>
+    <w:lvl w:ilvl="6" w:tplc="04190001" w:tentative="1">
+      <w:start w:val="1"/>
+      <w:numFmt w:val="bullet"/>
+      <w:lvlText w:val=""/>
+      <w:lvlJc w:val="left"/>
+      <w:pPr>
+        <w:ind w:left="5040" w:hanging="360"/>
+      </w:pPr>
+      <w:rPr>
+        <w:rFonts w:ascii="Symbol" w:hAnsi="Symbol" w:hint="default"/>
+      </w:rPr>
+    </w:lvl>
+    <w:lvl w:ilvl="7" w:tplc="04190003" w:tentative="1">
+      <w:start w:val="1"/>
+      <w:numFmt w:val="bullet"/>
+      <w:lvlText w:val="o"/>
+      <w:lvlJc w:val="left"/>
+      <w:pPr>
+        <w:ind w:left="5760" w:hanging="360"/>
+      </w:pPr>
+      <w:rPr>
+        <w:rFonts w:ascii="Courier New" w:hAnsi="Courier New" w:cs="Courier New" w:hint="default"/>
+      </w:rPr>
+    </w:lvl>
+    <w:lvl w:ilvl="8" w:tplc="04190005" w:tentative="1">
+      <w:start w:val="1"/>
+      <w:numFmt w:val="bullet"/>
+      <w:lvlText w:val=""/>
+      <w:lvlJc w:val="left"/>
+      <w:pPr>
+        <w:ind w:left="6480" w:hanging="360"/>
+      </w:pPr>
+      <w:rPr>
+        <w:rFonts w:ascii="Wingdings" w:hAnsi="Wingdings" w:hint="default"/>
+      </w:rPr>
+    </w:lvl>
+  </w:abstractNum>
+  <w:abstractNum w:abstractNumId="2" w15:restartNumberingAfterBreak="0">
+    <w:nsid w:val="398855B5"/>
+    <w:multiLevelType w:val="hybridMultilevel"/>
+    <w:tmpl w:val="B73042EC"/>
+    <w:lvl w:ilvl="0" w:tplc="9096506A">
+      <w:numFmt w:val="bullet"/>
+      <w:lvlText w:val=""/>
+      <w:lvlJc w:val="left"/>
+      <w:pPr>
+        <w:ind w:left="1128" w:hanging="408"/>
+      </w:pPr>
+      <w:rPr>
+        <w:rFonts w:ascii="Times New Roman" w:eastAsia="Times New Roman" w:hAnsi="Times New Roman" w:cs="Times New Roman" w:hint="default"/>
+      </w:rPr>
+    </w:lvl>
+    <w:lvl w:ilvl="1" w:tplc="04190003" w:tentative="1">
+      <w:start w:val="1"/>
+      <w:numFmt w:val="bullet"/>
+      <w:lvlText w:val="o"/>
+      <w:lvlJc w:val="left"/>
+      <w:pPr>
+        <w:ind w:left="1800" w:hanging="360"/>
+      </w:pPr>
+      <w:rPr>
+        <w:rFonts w:ascii="Courier New" w:hAnsi="Courier New" w:cs="Courier New" w:hint="default"/>
+      </w:rPr>
+    </w:lvl>
+    <w:lvl w:ilvl="2" w:tplc="04190005" w:tentative="1">
+      <w:start w:val="1"/>
+      <w:numFmt w:val="bullet"/>
+      <w:lvlText w:val=""/>
+      <w:lvlJc w:val="left"/>
+      <w:pPr>
+        <w:ind w:left="2520" w:hanging="360"/>
+      </w:pPr>
+      <w:rPr>
+        <w:rFonts w:ascii="Wingdings" w:hAnsi="Wingdings" w:hint="default"/>
+      </w:rPr>
+    </w:lvl>
+    <w:lvl w:ilvl="3" w:tplc="04190001" w:tentative="1">
+      <w:start w:val="1"/>
+      <w:numFmt w:val="bullet"/>
+      <w:lvlText w:val=""/>
+      <w:lvlJc w:val="left"/>
+      <w:pPr>
+        <w:ind w:left="3240" w:hanging="360"/>
+      </w:pPr>
+      <w:rPr>
+        <w:rFonts w:ascii="Symbol" w:hAnsi="Symbol" w:hint="default"/>
+      </w:rPr>
+    </w:lvl>
+    <w:lvl w:ilvl="4" w:tplc="04190003" w:tentative="1">
+      <w:start w:val="1"/>
+      <w:numFmt w:val="bullet"/>
+      <w:lvlText w:val="o"/>
+      <w:lvlJc w:val="left"/>
+      <w:pPr>
+        <w:ind w:left="3960" w:hanging="360"/>
+      </w:pPr>
+      <w:rPr>
+        <w:rFonts w:ascii="Courier New" w:hAnsi="Courier New" w:cs="Courier New" w:hint="default"/>
+      </w:rPr>
+    </w:lvl>
+    <w:lvl w:ilvl="5" w:tplc="04190005" w:tentative="1">
+      <w:start w:val="1"/>
+      <w:numFmt w:val="bullet"/>
+      <w:lvlText w:val=""/>
+      <w:lvlJc w:val="left"/>
+      <w:pPr>
+        <w:ind w:left="4680" w:hanging="360"/>
+      </w:pPr>
+      <w:rPr>
+        <w:rFonts w:ascii="Wingdings" w:hAnsi="Wingdings" w:hint="default"/>
+      </w:rPr>
+    </w:lvl>
+    <w:lvl w:ilvl="6" w:tplc="04190001" w:tentative="1">
+      <w:start w:val="1"/>
+      <w:numFmt w:val="bullet"/>
+      <w:lvlText w:val=""/>
+      <w:lvlJc w:val="left"/>
+      <w:pPr>
+        <w:ind w:left="5400" w:hanging="360"/>
+      </w:pPr>
+      <w:rPr>
+        <w:rFonts w:ascii="Symbol" w:hAnsi="Symbol" w:hint="default"/>
+      </w:rPr>
+    </w:lvl>
+    <w:lvl w:ilvl="7" w:tplc="04190003" w:tentative="1">
+      <w:start w:val="1"/>
+      <w:numFmt w:val="bullet"/>
+      <w:lvlText w:val="o"/>
+      <w:lvlJc w:val="left"/>
+      <w:pPr>
+        <w:ind w:left="6120" w:hanging="360"/>
+      </w:pPr>
+      <w:rPr>
+        <w:rFonts w:ascii="Courier New" w:hAnsi="Courier New" w:cs="Courier New" w:hint="default"/>
+      </w:rPr>
+    </w:lvl>
+    <w:lvl w:ilvl="8" w:tplc="04190005" w:tentative="1">
+      <w:start w:val="1"/>
+      <w:numFmt w:val="bullet"/>
+      <w:lvlText w:val=""/>
+      <w:lvlJc w:val="left"/>
+      <w:pPr>
+        <w:ind w:left="6840" w:hanging="360"/>
+      </w:pPr>
+      <w:rPr>
+        <w:rFonts w:ascii="Wingdings" w:hAnsi="Wingdings" w:hint="default"/>
+      </w:rPr>
+    </w:lvl>
+  </w:abstractNum>
+  <w:abstractNum w:abstractNumId="3" w15:restartNumberingAfterBreak="0">
+    <w:nsid w:val="717B56B5"/>
+    <w:multiLevelType w:val="hybridMultilevel"/>
+    <w:tmpl w:val="521EC744"/>
+    <w:lvl w:ilvl="0" w:tplc="9096506A">
+      <w:numFmt w:val="bullet"/>
+      <w:lvlText w:val=""/>
+      <w:lvlJc w:val="left"/>
+      <w:pPr>
+        <w:ind w:left="1128" w:hanging="408"/>
+      </w:pPr>
+      <w:rPr>
+        <w:rFonts w:ascii="Times New Roman" w:eastAsia="Times New Roman" w:hAnsi="Times New Roman" w:cs="Times New Roman" w:hint="default"/>
+      </w:rPr>
+    </w:lvl>
+    <w:lvl w:ilvl="1" w:tplc="04190003" w:tentative="1">
+      <w:start w:val="1"/>
+      <w:numFmt w:val="bullet"/>
+      <w:lvlText w:val="o"/>
+      <w:lvlJc w:val="left"/>
+      <w:pPr>
+        <w:ind w:left="1800" w:hanging="360"/>
+      </w:pPr>
+      <w:rPr>
+        <w:rFonts w:ascii="Courier New" w:hAnsi="Courier New" w:cs="Courier New" w:hint="default"/>
+      </w:rPr>
+    </w:lvl>
+    <w:lvl w:ilvl="2" w:tplc="04190005" w:tentative="1">
+      <w:start w:val="1"/>
+      <w:numFmt w:val="bullet"/>
+      <w:lvlText w:val=""/>
+      <w:lvlJc w:val="left"/>
+      <w:pPr>
+        <w:ind w:left="2520" w:hanging="360"/>
+      </w:pPr>
+      <w:rPr>
+        <w:rFonts w:ascii="Wingdings" w:hAnsi="Wingdings" w:hint="default"/>
+      </w:rPr>
+    </w:lvl>
+    <w:lvl w:ilvl="3" w:tplc="04190001" w:tentative="1">
+      <w:start w:val="1"/>
+      <w:numFmt w:val="bullet"/>
+      <w:lvlText w:val=""/>
+      <w:lvlJc w:val="left"/>
+      <w:pPr>
+        <w:ind w:left="3240" w:hanging="360"/>
+      </w:pPr>
+      <w:rPr>
+        <w:rFonts w:ascii="Symbol" w:hAnsi="Symbol" w:hint="default"/>
+      </w:rPr>
+    </w:lvl>
+    <w:lvl w:ilvl="4" w:tplc="04190003" w:tentative="1">
+      <w:start w:val="1"/>
+      <w:numFmt w:val="bullet"/>
+      <w:lvlText w:val="o"/>
+      <w:lvlJc w:val="left"/>
+      <w:pPr>
+        <w:ind w:left="3960" w:hanging="360"/>
+      </w:pPr>
+      <w:rPr>
+        <w:rFonts w:ascii="Courier New" w:hAnsi="Courier New" w:cs="Courier New" w:hint="default"/>
+      </w:rPr>
+    </w:lvl>
+    <w:lvl w:ilvl="5" w:tplc="04190005" w:tentative="1">
+      <w:start w:val="1"/>
+      <w:numFmt w:val="bullet"/>
+      <w:lvlText w:val=""/>
+      <w:lvlJc w:val="left"/>
+      <w:pPr>
+        <w:ind w:left="4680" w:hanging="360"/>
+      </w:pPr>
+      <w:rPr>
+        <w:rFonts w:ascii="Wingdings" w:hAnsi="Wingdings" w:hint="default"/>
+      </w:rPr>
+    </w:lvl>
+    <w:lvl w:ilvl="6" w:tplc="04190001" w:tentative="1">
+      <w:start w:val="1"/>
+      <w:numFmt w:val="bullet"/>
+      <w:lvlText w:val=""/>
+      <w:lvlJc w:val="left"/>
+      <w:pPr>
+        <w:ind w:left="5400" w:hanging="360"/>
+      </w:pPr>
+      <w:rPr>
+        <w:rFonts w:ascii="Symbol" w:hAnsi="Symbol" w:hint="default"/>
+      </w:rPr>
+    </w:lvl>
+    <w:lvl w:ilvl="7" w:tplc="04190003" w:tentative="1">
+      <w:start w:val="1"/>
+      <w:numFmt w:val="bullet"/>
+      <w:lvlText w:val="o"/>
+      <w:lvlJc w:val="left"/>
+      <w:pPr>
+        <w:ind w:left="6120" w:hanging="360"/>
+      </w:pPr>
+      <w:rPr>
+        <w:rFonts w:ascii="Courier New" w:hAnsi="Courier New" w:cs="Courier New" w:hint="default"/>
+      </w:rPr>
+    </w:lvl>
+    <w:lvl w:ilvl="8" w:tplc="04190005" w:tentative="1">
+      <w:start w:val="1"/>
+      <w:numFmt w:val="bullet"/>
+      <w:lvlText w:val=""/>
+      <w:lvlJc w:val="left"/>
+      <w:pPr>
+        <w:ind w:left="6840" w:hanging="360"/>
+      </w:pPr>
+      <w:rPr>
+        <w:rFonts w:ascii="Wingdings" w:hAnsi="Wingdings" w:hint="default"/>
+      </w:rPr>
+    </w:lvl>
+  </w:abstractNum>
+  <w:abstractNum w:abstractNumId="4" w15:restartNumberingAfterBreak="0">
+    <w:nsid w:val="78813DDE"/>
+    <w:multiLevelType w:val="hybridMultilevel"/>
+    <w:tmpl w:val="36EEDA54"/>
+    <w:lvl w:ilvl="0" w:tplc="04190001">
+      <w:start w:val="1"/>
+      <w:numFmt w:val="bullet"/>
+      <w:lvlText w:val=""/>
+      <w:lvlJc w:val="left"/>
+      <w:pPr>
+        <w:ind w:left="720" w:hanging="360"/>
+      </w:pPr>
+      <w:rPr>
+        <w:rFonts w:ascii="Symbol" w:hAnsi="Symbol" w:hint="default"/>
+      </w:rPr>
+    </w:lvl>
+    <w:lvl w:ilvl="1" w:tplc="04190003" w:tentative="1">
+      <w:start w:val="1"/>
+      <w:numFmt w:val="bullet"/>
+      <w:lvlText w:val="o"/>
+      <w:lvlJc w:val="left"/>
+      <w:pPr>
+        <w:ind w:left="1440" w:hanging="360"/>
+      </w:pPr>
+      <w:rPr>
+        <w:rFonts w:ascii="Courier New" w:hAnsi="Courier New" w:cs="Courier New" w:hint="default"/>
+      </w:rPr>
+    </w:lvl>
+    <w:lvl w:ilvl="2" w:tplc="04190005" w:tentative="1">
+      <w:start w:val="1"/>
+      <w:numFmt w:val="bullet"/>
+      <w:lvlText w:val=""/>
+      <w:lvlJc w:val="left"/>
+      <w:pPr>
+        <w:ind w:left="2160" w:hanging="360"/>
+      </w:pPr>
+      <w:rPr>
+        <w:rFonts w:ascii="Wingdings" w:hAnsi="Wingdings" w:hint="default"/>
+      </w:rPr>
+    </w:lvl>
+    <w:lvl w:ilvl="3" w:tplc="04190001" w:tentative="1">
+      <w:start w:val="1"/>
+      <w:numFmt w:val="bullet"/>
+      <w:lvlText w:val=""/>
+      <w:lvlJc w:val="left"/>
+      <w:pPr>
+        <w:ind w:left="2880" w:hanging="360"/>
+      </w:pPr>
+      <w:rPr>
+        <w:rFonts w:ascii="Symbol" w:hAnsi="Symbol" w:hint="default"/>
+      </w:rPr>
+    </w:lvl>
+    <w:lvl w:ilvl="4" w:tplc="04190003" w:tentative="1">
+      <w:start w:val="1"/>
+      <w:numFmt w:val="bullet"/>
+      <w:lvlText w:val="o"/>
+      <w:lvlJc w:val="left"/>
+      <w:pPr>
+        <w:ind w:left="3600" w:hanging="360"/>
+      </w:pPr>
+      <w:rPr>
+        <w:rFonts w:ascii="Courier New" w:hAnsi="Courier New" w:cs="Courier New" w:hint="default"/>
+      </w:rPr>
+    </w:lvl>
+    <w:lvl w:ilvl="5" w:tplc="04190005" w:tentative="1">
+      <w:start w:val="1"/>
+      <w:numFmt w:val="bullet"/>
+      <w:lvlText w:val=""/>
+      <w:lvlJc w:val="left"/>
+      <w:pPr>
+        <w:ind w:left="4320" w:hanging="360"/>
+      </w:pPr>
+      <w:rPr>
+        <w:rFonts w:ascii="Wingdings" w:hAnsi="Wingdings" w:hint="default"/>
+      </w:rPr>
+    </w:lvl>
+    <w:lvl w:ilvl="6" w:tplc="04190001" w:tentative="1">
+      <w:start w:val="1"/>
+      <w:numFmt w:val="bullet"/>
+      <w:lvlText w:val=""/>
+      <w:lvlJc w:val="left"/>
+      <w:pPr>
+        <w:ind w:left="5040" w:hanging="360"/>
+      </w:pPr>
+      <w:rPr>
+        <w:rFonts w:ascii="Symbol" w:hAnsi="Symbol" w:hint="default"/>
+      </w:rPr>
+    </w:lvl>
+    <w:lvl w:ilvl="7" w:tplc="04190003" w:tentative="1">
+      <w:start w:val="1"/>
+      <w:numFmt w:val="bullet"/>
+      <w:lvlText w:val="o"/>
+      <w:lvlJc w:val="left"/>
+      <w:pPr>
+        <w:ind w:left="5760" w:hanging="360"/>
+      </w:pPr>
+      <w:rPr>
+        <w:rFonts w:ascii="Courier New" w:hAnsi="Courier New" w:cs="Courier New" w:hint="default"/>
+      </w:rPr>
+    </w:lvl>
+    <w:lvl w:ilvl="8" w:tplc="04190005" w:tentative="1">
+      <w:start w:val="1"/>
+      <w:numFmt w:val="bullet"/>
+      <w:lvlText w:val=""/>
+      <w:lvlJc w:val="left"/>
+      <w:pPr>
+        <w:ind w:left="6480" w:hanging="360"/>
+      </w:pPr>
+      <w:rPr>
+        <w:rFonts w:ascii="Wingdings" w:hAnsi="Wingdings" w:hint="default"/>
+      </w:rPr>
+    </w:lvl>
+  </w:abstractNum>
+  <w:abstractNum w:abstractNumId="5" w15:restartNumberingAfterBreak="0">
+    <w:nsid w:val="7C3B43AF"/>
+    <w:multiLevelType w:val="hybridMultilevel"/>
+    <w:tmpl w:val="C706A7D8"/>
+    <w:lvl w:ilvl="0" w:tplc="0419000D">
+      <w:start w:val="1"/>
+      <w:numFmt w:val="bullet"/>
+      <w:lvlText w:val=""/>
+      <w:lvlJc w:val="left"/>
+      <w:pPr>
+        <w:ind w:left="1128" w:hanging="408"/>
+      </w:pPr>
+      <w:rPr>
+        <w:rFonts w:ascii="Wingdings" w:hAnsi="Wingdings" w:hint="default"/>
+      </w:rPr>
+    </w:lvl>
+    <w:lvl w:ilvl="1" w:tplc="04190003" w:tentative="1">
+      <w:start w:val="1"/>
+      <w:numFmt w:val="bullet"/>
+      <w:lvlText w:val="o"/>
+      <w:lvlJc w:val="left"/>
+      <w:pPr>
+        <w:ind w:left="1800" w:hanging="360"/>
+      </w:pPr>
+      <w:rPr>
+        <w:rFonts w:ascii="Courier New" w:hAnsi="Courier New" w:cs="Courier New" w:hint="default"/>
+      </w:rPr>
+    </w:lvl>
+    <w:lvl w:ilvl="2" w:tplc="04190005" w:tentative="1">
+      <w:start w:val="1"/>
+      <w:numFmt w:val="bullet"/>
+      <w:lvlText w:val=""/>
+      <w:lvlJc w:val="left"/>
+      <w:pPr>
+        <w:ind w:left="2520" w:hanging="360"/>
+      </w:pPr>
+      <w:rPr>
+        <w:rFonts w:ascii="Wingdings" w:hAnsi="Wingdings" w:hint="default"/>
+      </w:rPr>
+    </w:lvl>
+    <w:lvl w:ilvl="3" w:tplc="04190001" w:tentative="1">
+      <w:start w:val="1"/>
+      <w:numFmt w:val="bullet"/>
+      <w:lvlText w:val=""/>
+      <w:lvlJc w:val="left"/>
+      <w:pPr>
+        <w:ind w:left="3240" w:hanging="360"/>
+      </w:pPr>
+      <w:rPr>
+        <w:rFonts w:ascii="Symbol" w:hAnsi="Symbol" w:hint="default"/>
+      </w:rPr>
+    </w:lvl>
+    <w:lvl w:ilvl="4" w:tplc="04190003" w:tentative="1">
+      <w:start w:val="1"/>
+      <w:numFmt w:val="bullet"/>
+      <w:lvlText w:val="o"/>
+      <w:lvlJc w:val="left"/>
+      <w:pPr>
+        <w:ind w:left="3960" w:hanging="360"/>
+      </w:pPr>
+      <w:rPr>
+        <w:rFonts w:ascii="Courier New" w:hAnsi="Courier New" w:cs="Courier New" w:hint="default"/>
+      </w:rPr>
+    </w:lvl>
+    <w:lvl w:ilvl="5" w:tplc="04190005" w:tentative="1">
+      <w:start w:val="1"/>
+      <w:numFmt w:val="bullet"/>
+      <w:lvlText w:val=""/>
+      <w:lvlJc w:val="left"/>
+      <w:pPr>
+        <w:ind w:left="4680" w:hanging="360"/>
+      </w:pPr>
+      <w:rPr>
+        <w:rFonts w:ascii="Wingdings" w:hAnsi="Wingdings" w:hint="default"/>
+      </w:rPr>
+    </w:lvl>
+    <w:lvl w:ilvl="6" w:tplc="04190001" w:tentative="1">
+      <w:start w:val="1"/>
+      <w:numFmt w:val="bullet"/>
+      <w:lvlText w:val=""/>
+      <w:lvlJc w:val="left"/>
+      <w:pPr>
+        <w:ind w:left="5400" w:hanging="360"/>
+      </w:pPr>
+      <w:rPr>
+        <w:rFonts w:ascii="Symbol" w:hAnsi="Symbol" w:hint="default"/>
+      </w:rPr>
+    </w:lvl>
+    <w:lvl w:ilvl="7" w:tplc="04190003" w:tentative="1">
+      <w:start w:val="1"/>
+      <w:numFmt w:val="bullet"/>
+      <w:lvlText w:val="o"/>
+      <w:lvlJc w:val="left"/>
+      <w:pPr>
+        <w:ind w:left="6120" w:hanging="360"/>
+      </w:pPr>
+      <w:rPr>
+        <w:rFonts w:ascii="Courier New" w:hAnsi="Courier New" w:cs="Courier New" w:hint="default"/>
+      </w:rPr>
+    </w:lvl>
+    <w:lvl w:ilvl="8" w:tplc="04190005" w:tentative="1">
+      <w:start w:val="1"/>
+      <w:numFmt w:val="bullet"/>
+      <w:lvlText w:val=""/>
+      <w:lvlJc w:val="left"/>
+      <w:pPr>
+        <w:ind w:left="6840" w:hanging="360"/>
+      </w:pPr>
+      <w:rPr>
+        <w:rFonts w:ascii="Wingdings" w:hAnsi="Wingdings" w:hint="default"/>
+      </w:rPr>
+    </w:lvl>
+  </w:abstractNum>
+  <w:num w:numId="1">
+    <w:abstractNumId w:val="4"/>
+  </w:num>
+  <w:num w:numId="2">
+    <w:abstractNumId w:val="1"/>
+  </w:num>
+  <w:num w:numId="3">
+    <w:abstractNumId w:val="0"/>
+  </w:num>
+  <w:num w:numId="4">
+    <w:abstractNumId w:val="3"/>
+  </w:num>
+  <w:num w:numId="5">
+    <w:abstractNumId w:val="2"/>
+  </w:num>
+  <w:num w:numId="6">
+    <w:abstractNumId w:val="5"/>
+  </w:num>
+</w:numbering>
 </file>
 
 <file path=word/styles.xml><?xml version="1.0" encoding="utf-8"?>
@@ -2015,6 +3350,30 @@
       </w:tblBorders>
     </w:tblPr>
   </w:style>
+  <w:style w:type="character" w:styleId="HTML">
+    <w:name w:val="HTML Code"/>
+    <w:basedOn w:val="a0"/>
+    <w:uiPriority w:val="99"/>
+    <w:semiHidden/>
+    <w:unhideWhenUsed/>
+    <w:rsid w:val="00092D27"/>
+    <w:rPr>
+      <w:rFonts w:ascii="Courier New" w:eastAsia="Times New Roman" w:hAnsi="Courier New" w:cs="Courier New"/>
+      <w:sz w:val="20"/>
+      <w:szCs w:val="20"/>
+    </w:rPr>
+  </w:style>
+  <w:style w:type="paragraph" w:styleId="a5">
+    <w:name w:val="List Paragraph"/>
+    <w:basedOn w:val="a"/>
+    <w:uiPriority w:val="34"/>
+    <w:qFormat/>
+    <w:rsid w:val="00092D27"/>
+    <w:pPr>
+      <w:ind w:left="720"/>
+      <w:contextualSpacing/>
+    </w:pPr>
+  </w:style>
 </w:styles>
 </file>
 
